--- a/肌少症评估系统.docx
+++ b/肌少症评估系统.docx
@@ -12331,6 +12331,14 @@
       </w:tr>
       <w:tr>
         <w:tblPrEx>
+          <w:tblBorders>
+            <w:top w:val="single" w:color="auto" w:sz="4" w:space="0"/>
+            <w:left w:val="single" w:color="auto" w:sz="4" w:space="0"/>
+            <w:bottom w:val="single" w:color="auto" w:sz="4" w:space="0"/>
+            <w:right w:val="single" w:color="auto" w:sz="4" w:space="0"/>
+            <w:insideH w:val="single" w:color="auto" w:sz="4" w:space="0"/>
+            <w:insideV w:val="single" w:color="auto" w:sz="4" w:space="0"/>
+          </w:tblBorders>
           <w:tblCellMar>
             <w:top w:w="0" w:type="dxa"/>
             <w:left w:w="10" w:type="dxa"/>
@@ -35011,7 +35019,6 @@
                 <w:lang w:val="en-US" w:eastAsia="zh-CN"/>
               </w:rPr>
             </w:pPr>
-            <w:bookmarkStart w:id="7" w:name="_GoBack"/>
             <w:r>
               <w:rPr>
                 <w:rFonts w:hint="eastAsia" w:ascii="微软雅黑" w:hAnsi="微软雅黑" w:eastAsia="微软雅黑" w:cs="微软雅黑"/>
@@ -35024,7 +35031,6 @@
               </w:rPr>
               <w:t>检测评估 / 首页</w:t>
             </w:r>
-            <w:bookmarkEnd w:id="7"/>
           </w:p>
         </w:tc>
       </w:tr>
@@ -35220,7 +35226,6 @@
         <w:tc>
           <w:tcPr>
             <w:tcW w:w="3030" w:type="dxa"/>
-            <w:shd w:val="clear" w:color="auto" w:fill="auto"/>
             <w:vAlign w:val="top"/>
           </w:tcPr>
           <w:p>
@@ -35234,27 +35239,71 @@
                 <w:color w:val="auto"/>
                 <w:sz w:val="18"/>
                 <w:szCs w:val="18"/>
+              </w:rPr>
+            </w:pPr>
+            <w:r>
+              <w:rPr>
+                <w:rFonts w:hint="eastAsia" w:ascii="Arial" w:hAnsi="Arial" w:eastAsia="宋体" w:cs="Arial"/>
+                <w:i w:val="0"/>
+                <w:iCs w:val="0"/>
+                <w:caps w:val="0"/>
+                <w:color w:val="000000"/>
+                <w:spacing w:val="0"/>
+                <w:sz w:val="16"/>
+                <w:szCs w:val="16"/>
+                <w:shd w:val="clear" w:fill="FFFFFF"/>
                 <w:lang w:val="en-US" w:eastAsia="zh-CN"/>
               </w:rPr>
-            </w:pPr>
-            <w:r>
-              <w:rPr>
-                <w:rFonts w:hint="eastAsia" w:ascii="微软雅黑" w:hAnsi="微软雅黑" w:eastAsia="微软雅黑" w:cs="微软雅黑"/>
-                <w:b w:val="0"/>
-                <w:bCs w:val="0"/>
-                <w:color w:val="auto"/>
-                <w:sz w:val="18"/>
-                <w:szCs w:val="18"/>
+              <w:t>s</w:t>
+            </w:r>
+            <w:r>
+              <w:rPr>
+                <w:rFonts w:ascii="Arial" w:hAnsi="Arial" w:eastAsia="Arial" w:cs="Arial"/>
+                <w:i w:val="0"/>
+                <w:iCs w:val="0"/>
+                <w:caps w:val="0"/>
+                <w:color w:val="000000"/>
+                <w:spacing w:val="0"/>
+                <w:sz w:val="16"/>
+                <w:szCs w:val="16"/>
+                <w:shd w:val="clear" w:fill="FFFFFF"/>
+              </w:rPr>
+              <w:t>arcopenia</w:t>
+            </w:r>
+            <w:r>
+              <w:rPr>
+                <w:rFonts w:hint="eastAsia" w:ascii="Arial" w:hAnsi="Arial" w:eastAsia="宋体" w:cs="Arial"/>
+                <w:i w:val="0"/>
+                <w:iCs w:val="0"/>
+                <w:caps w:val="0"/>
+                <w:color w:val="000000"/>
+                <w:spacing w:val="0"/>
+                <w:sz w:val="16"/>
+                <w:szCs w:val="16"/>
+                <w:shd w:val="clear" w:fill="FFFFFF"/>
                 <w:lang w:val="en-US" w:eastAsia="zh-CN"/>
               </w:rPr>
-              <w:t>cga</w:t>
+              <w:t>S</w:t>
+            </w:r>
+            <w:r>
+              <w:rPr>
+                <w:rFonts w:ascii="Arial" w:hAnsi="Arial" w:eastAsia="Arial" w:cs="Arial"/>
+                <w:i w:val="0"/>
+                <w:iCs w:val="0"/>
+                <w:caps w:val="0"/>
+                <w:color w:val="000000"/>
+                <w:spacing w:val="0"/>
+                <w:sz w:val="16"/>
+                <w:szCs w:val="16"/>
+                <w:shd w:val="clear" w:fill="FFFFFF"/>
+              </w:rPr>
+              <w:t>yndrome</w:t>
             </w:r>
           </w:p>
         </w:tc>
         <w:tc>
           <w:tcPr>
             <w:tcW w:w="2977" w:type="dxa"/>
-            <w:shd w:val="clear" w:color="auto" w:fill="auto"/>
             <w:vAlign w:val="top"/>
           </w:tcPr>
           <w:p>
@@ -35262,7 +35311,7 @@
               <w:spacing w:before="40" w:after="40"/>
               <w:jc w:val="center"/>
               <w:rPr>
-                <w:rFonts w:hint="eastAsia" w:ascii="微软雅黑" w:hAnsi="微软雅黑" w:eastAsia="微软雅黑" w:cs="微软雅黑"/>
+                <w:rFonts w:hint="default" w:ascii="微软雅黑" w:hAnsi="微软雅黑" w:eastAsia="微软雅黑" w:cs="微软雅黑"/>
                 <w:b w:val="0"/>
                 <w:bCs w:val="0"/>
                 <w:color w:val="auto"/>
@@ -35273,7 +35322,7 @@
             </w:pPr>
             <w:r>
               <w:rPr>
-                <w:rFonts w:hint="eastAsia" w:ascii="微软雅黑" w:hAnsi="微软雅黑" w:eastAsia="微软雅黑" w:cs="微软雅黑"/>
+                <w:rFonts w:hint="eastAsia" w:cs="微软雅黑"/>
                 <w:b w:val="0"/>
                 <w:bCs w:val="0"/>
                 <w:color w:val="auto"/>
@@ -35281,7 +35330,7 @@
                 <w:szCs w:val="18"/>
                 <w:lang w:val="en-US" w:eastAsia="zh-CN"/>
               </w:rPr>
-              <w:t>CGA筛查与评估 / 全部检查页面</w:t>
+              <w:t>肌少症综合评估</w:t>
             </w:r>
           </w:p>
         </w:tc>
@@ -35376,8 +35425,9 @@
                 <w:color w:val="auto"/>
                 <w:sz w:val="18"/>
                 <w:szCs w:val="18"/>
-              </w:rPr>
-              <w:t>customize</w:t>
+                <w:lang w:val="en-US" w:eastAsia="zh-CN"/>
+              </w:rPr>
+              <w:t>cga</w:t>
             </w:r>
           </w:p>
         </w:tc>
@@ -35411,7 +35461,7 @@
                 <w:szCs w:val="18"/>
                 <w:lang w:val="en-US" w:eastAsia="zh-CN"/>
               </w:rPr>
-              <w:t>自定义评估</w:t>
+              <w:t>CGA筛查与评估 / 全部检查页面</w:t>
             </w:r>
           </w:p>
         </w:tc>
@@ -35495,6 +35545,136 @@
                 <w:color w:val="auto"/>
                 <w:sz w:val="18"/>
                 <w:szCs w:val="18"/>
+                <w:lang w:val="en-US" w:eastAsia="zh-CN"/>
+              </w:rPr>
+            </w:pPr>
+            <w:r>
+              <w:rPr>
+                <w:rFonts w:hint="eastAsia" w:ascii="微软雅黑" w:hAnsi="微软雅黑" w:eastAsia="微软雅黑" w:cs="微软雅黑"/>
+                <w:b w:val="0"/>
+                <w:bCs w:val="0"/>
+                <w:color w:val="auto"/>
+                <w:sz w:val="18"/>
+                <w:szCs w:val="18"/>
+              </w:rPr>
+              <w:t>customize</w:t>
+            </w:r>
+          </w:p>
+        </w:tc>
+        <w:tc>
+          <w:tcPr>
+            <w:tcW w:w="2977" w:type="dxa"/>
+            <w:shd w:val="clear" w:color="auto" w:fill="auto"/>
+            <w:vAlign w:val="top"/>
+          </w:tcPr>
+          <w:p>
+            <w:pPr>
+              <w:spacing w:before="40" w:after="40"/>
+              <w:jc w:val="center"/>
+              <w:rPr>
+                <w:rFonts w:hint="eastAsia" w:ascii="微软雅黑" w:hAnsi="微软雅黑" w:eastAsia="微软雅黑" w:cs="微软雅黑"/>
+                <w:b w:val="0"/>
+                <w:bCs w:val="0"/>
+                <w:color w:val="auto"/>
+                <w:sz w:val="18"/>
+                <w:szCs w:val="18"/>
+                <w:lang w:val="en-US" w:eastAsia="zh-CN"/>
+              </w:rPr>
+            </w:pPr>
+            <w:r>
+              <w:rPr>
+                <w:rFonts w:hint="eastAsia" w:ascii="微软雅黑" w:hAnsi="微软雅黑" w:eastAsia="微软雅黑" w:cs="微软雅黑"/>
+                <w:b w:val="0"/>
+                <w:bCs w:val="0"/>
+                <w:color w:val="auto"/>
+                <w:sz w:val="18"/>
+                <w:szCs w:val="18"/>
+                <w:lang w:val="en-US" w:eastAsia="zh-CN"/>
+              </w:rPr>
+              <w:t>自定义评估</w:t>
+            </w:r>
+          </w:p>
+        </w:tc>
+      </w:tr>
+      <w:tr>
+        <w:tblPrEx>
+          <w:tblBorders>
+            <w:top w:val="single" w:color="auto" w:sz="4" w:space="0"/>
+            <w:left w:val="single" w:color="auto" w:sz="4" w:space="0"/>
+            <w:bottom w:val="single" w:color="auto" w:sz="4" w:space="0"/>
+            <w:right w:val="single" w:color="auto" w:sz="4" w:space="0"/>
+            <w:insideH w:val="single" w:color="auto" w:sz="4" w:space="0"/>
+            <w:insideV w:val="single" w:color="auto" w:sz="4" w:space="0"/>
+          </w:tblBorders>
+          <w:tblCellMar>
+            <w:top w:w="0" w:type="dxa"/>
+            <w:left w:w="108" w:type="dxa"/>
+            <w:bottom w:w="0" w:type="dxa"/>
+            <w:right w:w="108" w:type="dxa"/>
+          </w:tblCellMar>
+        </w:tblPrEx>
+        <w:trPr>
+          <w:trHeight w:val="454" w:hRule="exact"/>
+        </w:trPr>
+        <w:tc>
+          <w:tcPr>
+            <w:tcW w:w="1203" w:type="dxa"/>
+            <w:vAlign w:val="top"/>
+          </w:tcPr>
+          <w:p>
+            <w:pPr>
+              <w:spacing w:before="40" w:after="40"/>
+              <w:jc w:val="center"/>
+              <w:rPr>
+                <w:rFonts w:hint="eastAsia" w:ascii="微软雅黑" w:hAnsi="微软雅黑" w:eastAsia="微软雅黑" w:cs="微软雅黑"/>
+                <w:b w:val="0"/>
+                <w:bCs w:val="0"/>
+                <w:color w:val="auto"/>
+                <w:sz w:val="18"/>
+                <w:szCs w:val="18"/>
+                <w:lang w:val="en-US" w:eastAsia="zh-CN"/>
+              </w:rPr>
+            </w:pPr>
+          </w:p>
+        </w:tc>
+        <w:tc>
+          <w:tcPr>
+            <w:tcW w:w="1206" w:type="dxa"/>
+            <w:vAlign w:val="top"/>
+          </w:tcPr>
+          <w:p>
+            <w:pPr>
+              <w:spacing w:before="40" w:after="40"/>
+              <w:jc w:val="center"/>
+              <w:rPr>
+                <w:rFonts w:hint="eastAsia" w:ascii="微软雅黑" w:hAnsi="微软雅黑" w:eastAsia="微软雅黑" w:cs="微软雅黑"/>
+                <w:b w:val="0"/>
+                <w:bCs w:val="0"/>
+                <w:color w:val="auto"/>
+                <w:sz w:val="18"/>
+                <w:szCs w:val="18"/>
+                <w:lang w:val="en-US" w:eastAsia="zh-CN"/>
+              </w:rPr>
+            </w:pPr>
+          </w:p>
+        </w:tc>
+        <w:tc>
+          <w:tcPr>
+            <w:tcW w:w="3030" w:type="dxa"/>
+            <w:shd w:val="clear" w:color="auto" w:fill="auto"/>
+            <w:vAlign w:val="top"/>
+          </w:tcPr>
+          <w:p>
+            <w:pPr>
+              <w:spacing w:before="40" w:after="40"/>
+              <w:jc w:val="center"/>
+              <w:rPr>
+                <w:rFonts w:hint="eastAsia" w:ascii="微软雅黑" w:hAnsi="微软雅黑" w:eastAsia="微软雅黑" w:cs="微软雅黑"/>
+                <w:b w:val="0"/>
+                <w:bCs w:val="0"/>
+                <w:color w:val="auto"/>
+                <w:sz w:val="18"/>
+                <w:szCs w:val="18"/>
               </w:rPr>
             </w:pPr>
             <w:r>
@@ -35508,6 +35688,8 @@
               </w:rPr>
               <w:t>comprehensive</w:t>
             </w:r>
+            <w:bookmarkStart w:id="7" w:name="_GoBack"/>
+            <w:bookmarkEnd w:id="7"/>
           </w:p>
         </w:tc>
         <w:tc>
